--- a/dl/taa-toolkit/06_Directors_Cheat_Sheet.docx
+++ b/dl/taa-toolkit/06_Directors_Cheat_Sheet.docx
@@ -576,7 +576,7 @@
           <w:rFonts w:ascii="Calibri" w:hAnsi="Calibri"/>
           <w:color w:val="1C2430"/>
         </w:rPr>
-        <w:t>Specificity. The output reads like a template anyone could have written. This was Marcus's symptom, and it almost always means you didn't give the model enough to work with. Before asking AI to fix it, audit how much context you actually supplied. A useful follow-up: "How many of the five points I gave you are reflected in this output?" Let the model tell you where it lost your thread.</w:t>
+        <w:t>Specificity. The output reads like a template anyone could have written. This was Marcus's symptom, and it almost always means you didn't give the model enough to work with. Before asking AI to fix it, audit how much context you actually supplied. A useful follow-up: "Which of the points I gave you are reflected in this output, and which did you drop?" Let the model tell you where it lost your thread.</w:t>
       </w:r>
     </w:p>
     <w:p>
@@ -585,7 +585,7 @@
           <w:rFonts w:ascii="Calibri" w:hAnsi="Calibri"/>
           <w:color w:val="1C2430"/>
         </w:rPr>
-        <w:t>Accuracy and relevance. The output contains factual errors, invented citations, or content that drifted off-topic. Flag factual errors directly, with the correction and a source. Kill hallucinated citations on sight: "That study doesn't exist. Remove the citation or find a real one." Reanchor topic drift: "This addresses Y, but I asked about Z. Start over on the correct topic." A working method for verifying it yourself: paste the claim or the study title into a search engine, and if you can't find a real source for it in about two minutes, treat it as fabricated and cut it. The model can be confident and wrong in the same breath, so check every fact, statistic, and citation before it leaves your hands.</w:t>
+        <w:t>Accuracy and relevance. The output contains factual errors, invented citations, or content that drifted off-topic. Flag factual errors directly, with the correction and a source. Kill hallucinated citations on sight: "That study doesn't exist. Remove the citation." Reanchor topic drift: "This addresses Y, but I asked about Z. Start over on the correct topic." A working method for verifying it yourself: paste the claim or the study title into a search engine, and if you can't find a real source for it in about two minutes, treat it as fabricated and cut it. The model can be confident and wrong in the same breath, so check every fact, statistic, and citation before it leaves your hands.</w:t>
       </w:r>
     </w:p>
     <w:p>
@@ -645,7 +645,7 @@
           <w:rFonts w:ascii="Calibri" w:hAnsi="Calibri"/>
           <w:color w:val="1C2430"/>
         </w:rPr>
-        <w:t>The symptom list and the cause list line up more cleanly than they first look. Length, Tone, and Structure are usually Constraint problems: the model understood you and shaped the output wrong. Specificity is usually a Task-or-context problem: you didn't hand over enough, which is exactly where Marcus landed. Accuracy is the odd one out: it is a verification problem, so you check it rather than re-prompt it.</w:t>
+        <w:t>The symptom list and the cause list line up more cleanly than they first look. Length, Tone, and Structure are usually Constraint problems: the model understood you and shaped the output wrong. Tone crosses over to Role when the whole voice is wrong, which is why the strongest tone fixes name a person. Specificity is usually a Task-or-context problem: you didn't hand over enough, which is exactly where Marcus landed. Accuracy is the odd one out: it is a verification problem, so you check it rather than re-prompt it.</w:t>
       </w:r>
     </w:p>
     <w:p>
@@ -892,7 +892,7 @@
           <w:rFonts w:ascii="Calibri" w:hAnsi="Calibri"/>
           <w:color w:val="1C2430"/>
         </w:rPr>
-        <w:t>Medium stakes (client-facing, published content): 2–3 minutes targeted fact-checking on specific claims.</w:t>
+        <w:t>Medium stakes (client-facing, published content): 2 to 3 minutes targeted fact-checking on specific claims.</w:t>
       </w:r>
     </w:p>
     <w:p>
